--- a/c08/FILM-Excel-08-Cartografiere.docx
+++ b/c08/FILM-Excel-08-Cartografiere.docx
@@ -164,7 +164,7 @@
           <w:rFonts w:ascii="Calibri" w:hAnsi="Calibri"/>
           <w:sz w:val="20"/>
         </w:rPr>
-        <w:t>Un ecosistem cunoscut. Apoi orice decizie.</w:t>
+        <w:t>O hartă completă. Apoi orice decizie.</w:t>
       </w:r>
     </w:p>
     <w:p>
@@ -495,7 +495,7 @@
           <w:rFonts w:ascii="Calibri" w:hAnsi="Calibri"/>
           <w:sz w:val="20"/>
         </w:rPr>
-        <w:t>Constructia 08 ECOSISTEMUL SETULUI preia setul de la constructia precedenta. C07 a citit memoria temporala a setului. C08 cartografiaza ecosistemul: ce seturi-satelit il descriu, ce chei le leaga, ce rol joaca fiecare, ce campuri externe exista si ce conventii trebuie aliniate inainte de modelare.</w:t>
+        <w:t>Constructia 08 ECOSISTEMUL SETULUI preia setul de la constructia precedenta. C07 a citit memoria temporala a setului. C08 cartografiaza ecosistemul: ce seturi-satelit il descriu, ce chei le leaga, ce rol joaca fiecare, ce campuri externe exista si in ce nu vorbesc inca aceeasi limba.</w:t>
       </w:r>
     </w:p>
     <w:p>
@@ -719,7 +719,7 @@
           <w:color w:val="333333"/>
           <w:sz w:val="22"/>
         </w:rPr>
-        <w:t>05 · CONVENTII DE ALINIAT</w:t>
+        <w:t>05 · LIMBI DIFERITE</w:t>
       </w:r>
     </w:p>
     <w:p>
@@ -731,7 +731,7 @@
           <w:rFonts w:ascii="Calibri" w:hAnsi="Calibri"/>
           <w:sz w:val="20"/>
         </w:rPr>
-        <w:t>formate si denumiri care difera intre foi; recunoscute, nu aliniate (alinierea = C09)</w:t>
+        <w:t>seturile nu vorbesc inca aceeasi limba: formate si denumiri care difera intre foi</w:t>
       </w:r>
     </w:p>
     <w:p>

--- a/c08/FILM-Excel-08-Cartografiere.docx
+++ b/c08/FILM-Excel-08-Cartografiere.docx
@@ -152,7 +152,7 @@
           <w:b/>
           <w:sz w:val="26"/>
         </w:rPr>
-        <w:t>MOTTO (SEMNATURA OPERATOR)</w:t>
+        <w:t>MOTTO (SEMNATURA)</w:t>
       </w:r>
     </w:p>
     <w:p>
@@ -582,7 +582,7 @@
           <w:color w:val="333333"/>
           <w:sz w:val="22"/>
         </w:rPr>
-        <w:t>OPERATORUL</w:t>
+        <w:t>NOI</w:t>
       </w:r>
     </w:p>
     <w:p>
@@ -594,7 +594,7 @@
           <w:rFonts w:ascii="Calibri" w:hAnsi="Calibri"/>
           <w:sz w:val="20"/>
         </w:rPr>
-        <w:t>Cere demonstratia, accepta transformarile, verifica martorul. Nu reconstruieste, doar face controlabil.</w:t>
+        <w:t>Cerem demonstratia, acceptam transformarile, verificam martorul. Nu reconstruim, doar facem controlabil.</w:t>
       </w:r>
     </w:p>
     <w:p>
@@ -743,7 +743,7 @@
           <w:rFonts w:ascii="Calibri" w:hAnsi="Calibri"/>
           <w:sz w:val="20"/>
         </w:rPr>
-        <w:t>Total: 5 fenomene relationale demonstrate. Suma conservata DELTA 0.</w:t>
+        <w:t>Total: 5 fenomene relationale demonstrate. Harta ecosistemului este completa.</w:t>
       </w:r>
     </w:p>
     <w:p>
@@ -1005,7 +1005,7 @@
           <w:rFonts w:ascii="Calibri" w:hAnsi="Calibri"/>
           <w:sz w:val="20"/>
         </w:rPr>
-        <w:t>Promptul 1 cartografiaza ecosistemul setului. 5 fenomene relationale demonstrate. Suma conservata DELTA 0.</w:t>
+        <w:t>Promptul 1 cartografiaza ecosistemul setului. 5 fenomene relationale demonstrate. Harta devine vizibila.</w:t>
       </w:r>
     </w:p>
     <w:p>

--- a/c08/FILM-Excel-08-Cartografiere.docx
+++ b/c08/FILM-Excel-08-Cartografiere.docx
@@ -92,7 +92,7 @@
           <w:rFonts w:ascii="Calibri" w:hAnsi="Calibri"/>
           <w:sz w:val="20"/>
         </w:rPr>
-        <w:t>Obținem harta ecosistemului de date din jurul setului: cu cine vorbește, prin ce chei, cu ce roluri. Nu unim, nu modelăm (acelea sunt C09).</w:t>
+        <w:t>Obținem harta ecosistemului de date din jurul setului: cu cine vorbește, prin ce chei și cu ce roluri. Relațiile există deja. Noi doar le facem vizibile.</w:t>
       </w:r>
     </w:p>
     <w:p>
@@ -140,7 +140,7 @@
           <w:rFonts w:ascii="Calibri" w:hAnsi="Calibri"/>
           <w:sz w:val="20"/>
         </w:rPr>
-        <w:t>Pentru prima dată, setul are vecini, chei și roluri.</w:t>
+        <w:t>Pentru prima dată, setul nu mai este singur.</w:t>
       </w:r>
     </w:p>
     <w:p>
@@ -582,7 +582,7 @@
           <w:color w:val="333333"/>
           <w:sz w:val="22"/>
         </w:rPr>
-        <w:t>NOI</w:t>
+        <w:t>CONTROL UMAN</w:t>
       </w:r>
     </w:p>
     <w:p>

--- a/c08/FILM-Excel-08-Cartografiere.docx
+++ b/c08/FILM-Excel-08-Cartografiere.docx
@@ -8,7 +8,7 @@
           <w:b/>
           <w:sz w:val="44"/>
         </w:rPr>
-        <w:t>FILM · C08 ECOSISTEMUL SETULUI</w:t>
+        <w:t>FILM · C08 CARTOGRAFIERE</w:t>
       </w:r>
     </w:p>
     <w:p>
@@ -116,7 +116,7 @@
           <w:rFonts w:ascii="Calibri" w:hAnsi="Calibri"/>
           <w:sz w:val="20"/>
         </w:rPr>
-        <w:t>Nu privim tabelul. Il interogam.</w:t>
+        <w:t>Nu interpretam relatiile. Le cartografiem.</w:t>
       </w:r>
     </w:p>
     <w:p>
@@ -140,7 +140,7 @@
           <w:rFonts w:ascii="Calibri" w:hAnsi="Calibri"/>
           <w:sz w:val="20"/>
         </w:rPr>
-        <w:t>Pentru prima dată, setul nu mai este singur.</w:t>
+        <w:t>Un tabel izolat nu explica nimic. Conectat la context, incepe sa vorbeasca.</w:t>
       </w:r>
     </w:p>
     <w:p>
@@ -164,7 +164,7 @@
           <w:rFonts w:ascii="Calibri" w:hAnsi="Calibri"/>
           <w:sz w:val="20"/>
         </w:rPr>
-        <w:t>O hartă completă. Apoi orice decizie.</w:t>
+        <w:t>Un set conectat. Apoi orice analiza de context.</w:t>
       </w:r>
     </w:p>
     <w:p>
@@ -1644,7 +1644,7 @@
           <w:rFonts w:ascii="Calibri" w:hAnsi="Calibri"/>
           <w:sz w:val="20"/>
         </w:rPr>
-        <w:t>Power Query stabilizeaza fluxul. Refresh All re-aplica transformarile.</w:t>
+        <w:t>Tabelul structurat stabilizeaza fluxul. Recalcul re-aplica transformarile.</w:t>
       </w:r>
     </w:p>
     <w:p>

--- a/c08/FILM-Excel-08-Cartografiere.docx
+++ b/c08/FILM-Excel-08-Cartografiere.docx
@@ -68,7 +68,7 @@
           <w:rFonts w:ascii="Calibri" w:hAnsi="Calibri"/>
           <w:sz w:val="20"/>
         </w:rPr>
-        <w:t>Setul are un ecosistem. Excel îl vede. Tu nu. Acum îi cartografiem harta.</w:t>
+        <w:t>Te uiți la un tabel întreg. Jumătate din el trăiește în alte tabele. Acum îi cartografiem harta.</w:t>
       </w:r>
     </w:p>
     <w:p>
@@ -116,7 +116,7 @@
           <w:rFonts w:ascii="Calibri" w:hAnsi="Calibri"/>
           <w:sz w:val="20"/>
         </w:rPr>
-        <w:t>Nu interpretam relatiile. Le cartografiem.</w:t>
+        <w:t>Nu aducem contextul. Il localizam.</w:t>
       </w:r>
     </w:p>
     <w:p>
@@ -140,7 +140,7 @@
           <w:rFonts w:ascii="Calibri" w:hAnsi="Calibri"/>
           <w:sz w:val="20"/>
         </w:rPr>
-        <w:t>Un tabel izolat nu explica nimic. Conectat la context, incepe sa vorbeasca.</w:t>
+        <w:t>Un tabel izolat nu explica nimic. Cu contextul localizat, incepe sa vorbeasca.</w:t>
       </w:r>
     </w:p>
     <w:p>
@@ -164,7 +164,7 @@
           <w:rFonts w:ascii="Calibri" w:hAnsi="Calibri"/>
           <w:sz w:val="20"/>
         </w:rPr>
-        <w:t>Un set conectat. Apoi orice analiza de context.</w:t>
+        <w:t>Un set cartografiat. Apoi orice analiza de context.</w:t>
       </w:r>
     </w:p>
     <w:p>

--- a/c08/FILM-Excel-08-Cartografiere.docx
+++ b/c08/FILM-Excel-08-Cartografiere.docx
@@ -1857,7 +1857,7 @@
           <w:rFonts w:ascii="Calibri" w:hAnsi="Calibri"/>
           <w:sz w:val="20"/>
         </w:rPr>
-        <w:t>Tabelul predat catre constructia urmatoare cap-coada. Suma conservata.</w:t>
+        <w:t>Tabelul predat catre constructia urmatoare cap-coada. Valorile sursa neatinse.</w:t>
       </w:r>
     </w:p>
     <w:p>

--- a/c08/FILM-Excel-08-Cartografiere.docx
+++ b/c08/FILM-Excel-08-Cartografiere.docx
@@ -93,6 +93,30 @@
           <w:sz w:val="20"/>
         </w:rPr>
         <w:t>Obținem harta ecosistemului de date din jurul setului: cu cine vorbește, prin ce chei și cu ce roluri. Relațiile există deja. Noi doar le facem vizibile.</w:t>
+      </w:r>
+    </w:p>
+    <w:p>
+      <w:pPr>
+        <w:spacing w:before="200" w:after="80"/>
+      </w:pPr>
+      <w:r>
+        <w:rPr>
+          <w:b/>
+          <w:sz w:val="26"/>
+        </w:rPr>
+        <w:t>AHA (INSIGHT)</w:t>
+      </w:r>
+    </w:p>
+    <w:p>
+      <w:pPr>
+        <w:spacing w:after="80"/>
+      </w:pPr>
+      <w:r>
+        <w:rPr>
+          <w:rFonts w:ascii="Calibri" w:hAnsi="Calibri"/>
+          <w:sz w:val="20"/>
+        </w:rPr>
+        <w:t>Cele mai importante date despre un rând nu sunt în rând.</w:t>
       </w:r>
     </w:p>
     <w:p>

--- a/c08/FILM-Excel-08-Cartografiere.docx
+++ b/c08/FILM-Excel-08-Cartografiere.docx
@@ -841,7 +841,7 @@
           <w:rFonts w:ascii="Calibri" w:hAnsi="Calibri"/>
           <w:sz w:val="20"/>
         </w:rPr>
-        <w:t>Recunoastere si control. Nu inventam, urmarim fenomenul.</w:t>
+        <w:t>Atenție. Setul e datat, dar pare o insulă; jumătate din context trăiește în altă parte.</w:t>
       </w:r>
     </w:p>
     <w:p>
@@ -867,7 +867,7 @@
           <w:i/>
           <w:sz w:val="20"/>
         </w:rPr>
-        <w:t>„Etapa 1: realitate. Nu construim mai mult decat e necesar."</w:t>
+        <w:t>„Etapa 1: realitate. Vedem un tabel întreg, dar codurile lui trimit spre alte tabele. Pornim harta.”</w:t>
       </w:r>
     </w:p>
     <w:p>
@@ -892,7 +892,7 @@
           <w:rFonts w:ascii="Calibri" w:hAnsi="Calibri"/>
           <w:sz w:val="20"/>
         </w:rPr>
-        <w:t>Pe ecran: actiunile concrete ale etapei 1. Cursorul navigheaza, AI raporteaza, datele se schimba controlat.</w:t>
+        <w:t>Pe ecran: deschidem setul predat de C7 și privim coloanele de coduri fără nomenclator.</w:t>
       </w:r>
     </w:p>
     <w:p>
@@ -917,7 +917,7 @@
           <w:rFonts w:ascii="Calibri" w:hAnsi="Calibri"/>
           <w:sz w:val="20"/>
         </w:rPr>
-        <w:t>AI propune, noi confirmam. Niciun pas neexplicit.</w:t>
+        <w:t>AI-ul arată ce coduri par să trimită în afară. Noi cerem harta, nu mutăm nimic.</w:t>
       </w:r>
     </w:p>
     <w:p>
@@ -942,7 +942,7 @@
           <w:rFonts w:ascii="Calibri" w:hAnsi="Calibri"/>
           <w:sz w:val="20"/>
         </w:rPr>
-        <w:t>Confirmam martorul: 'Etapa 1 confirmata. Predam mai departe.'</w:t>
+        <w:t>Fixăm martorul: câte coduri, câte tabele în jur. „Set deschis. Cartografiem contextul.”</w:t>
       </w:r>
     </w:p>
     <w:p>
@@ -967,7 +967,7 @@
           <w:rFonts w:ascii="Calibri" w:hAnsi="Calibri"/>
           <w:sz w:val="20"/>
         </w:rPr>
-        <w:t>Pe ecran: efectul etapei 1 vizibil. Fenomenul recunoscut, transformat sau verificat.</w:t>
+        <w:t>Pe ecran: setul central, cu codurile lui așteptând să fie legate la sursă.</w:t>
       </w:r>
     </w:p>
     <w:p>
@@ -1054,7 +1054,7 @@
           <w:rFonts w:ascii="Calibri" w:hAnsi="Calibri"/>
           <w:sz w:val="20"/>
         </w:rPr>
-        <w:t>Recunoastere si control. Nu inventam, urmarim fenomenul.</w:t>
+        <w:t>Atenție la legături. În jurul setului apar sateliții lui.</w:t>
       </w:r>
     </w:p>
     <w:p>
@@ -1080,7 +1080,7 @@
           <w:i/>
           <w:sz w:val="20"/>
         </w:rPr>
-        <w:t>„Etapa 2: investigatie. Nu construim mai mult decat e necesar."</w:t>
+        <w:t>„Etapa 2: investigație. Identificăm sateliții: CLIENTI, PRODUSE, AGENTI, DEPOZITE, și cheile spre ei.”</w:t>
       </w:r>
     </w:p>
     <w:p>
@@ -1105,7 +1105,7 @@
           <w:rFonts w:ascii="Calibri" w:hAnsi="Calibri"/>
           <w:sz w:val="20"/>
         </w:rPr>
-        <w:t>Pe ecran: actiunile concrete ale etapei 2. Cursorul navigheaza, AI raporteaza, datele se schimba controlat.</w:t>
+        <w:t>Pe ecran: AI-ul desenează ecosistemul; fiecare cod își găsește registrul de context.</w:t>
       </w:r>
     </w:p>
     <w:p>
@@ -1130,7 +1130,7 @@
           <w:rFonts w:ascii="Calibri" w:hAnsi="Calibri"/>
           <w:sz w:val="20"/>
         </w:rPr>
-        <w:t>AI propune, noi confirmam. Niciun pas neexplicit.</w:t>
+        <w:t>AI-ul ne enumeră sateliții și cheile. Noi confirmăm ce registru descrie fiecare cod.</w:t>
       </w:r>
     </w:p>
     <w:p>
@@ -1155,7 +1155,7 @@
           <w:rFonts w:ascii="Calibri" w:hAnsi="Calibri"/>
           <w:sz w:val="20"/>
         </w:rPr>
-        <w:t>Confirmam martorul: 'Etapa 2 confirmata. Predam mai departe.'</w:t>
+        <w:t>Confirmăm că fiecare cheie ajunge la un satelit real. „Hartă schițată. Mergem mai departe.”</w:t>
       </w:r>
     </w:p>
     <w:p>
@@ -1180,7 +1180,7 @@
           <w:rFonts w:ascii="Calibri" w:hAnsi="Calibri"/>
           <w:sz w:val="20"/>
         </w:rPr>
-        <w:t>Pe ecran: efectul etapei 2 vizibil. Fenomenul recunoscut, transformat sau verificat.</w:t>
+        <w:t>Pe ecran: ecosistemul setului, cu sateliții în jurul tabelului central.</w:t>
       </w:r>
     </w:p>
     <w:p>
@@ -1267,7 +1267,7 @@
           <w:rFonts w:ascii="Calibri" w:hAnsi="Calibri"/>
           <w:sz w:val="20"/>
         </w:rPr>
-        <w:t>Recunoastere si control. Nu inventam, urmarim fenomenul.</w:t>
+        <w:t>Construcție calmă. Localizăm contextul, fără să-l mutăm în tabel.</w:t>
       </w:r>
     </w:p>
     <w:p>
@@ -1293,7 +1293,7 @@
           <w:i/>
           <w:sz w:val="20"/>
         </w:rPr>
-        <w:t>„Etapa 3: transformare. Nu construim mai mult decat e necesar."</w:t>
+        <w:t>„Etapa 3: transformare. Notăm pentru fiecare cod unde trăiește contextul și prin ce cheie ajungem la el.”</w:t>
       </w:r>
     </w:p>
     <w:p>
@@ -1318,7 +1318,7 @@
           <w:rFonts w:ascii="Calibri" w:hAnsi="Calibri"/>
           <w:sz w:val="20"/>
         </w:rPr>
-        <w:t>Pe ecran: actiunile concrete ale etapei 3. Cursorul navigheaza, AI raporteaza, datele se schimba controlat.</w:t>
+        <w:t>Pe ecran: fiecare coloană de cod primește o cheie explicită spre registrul lui.</w:t>
       </w:r>
     </w:p>
     <w:p>
@@ -1343,7 +1343,7 @@
           <w:rFonts w:ascii="Calibri" w:hAnsi="Calibri"/>
           <w:sz w:val="20"/>
         </w:rPr>
-        <w:t>AI propune, noi confirmam. Niciun pas neexplicit.</w:t>
+        <w:t>AI-ul propune harta cheilor. Noi confirmăm fiecare legătură, fără să mutăm valorile în set.</w:t>
       </w:r>
     </w:p>
     <w:p>
@@ -1368,7 +1368,7 @@
           <w:rFonts w:ascii="Calibri" w:hAnsi="Calibri"/>
           <w:sz w:val="20"/>
         </w:rPr>
-        <w:t>Confirmam martorul: 'Etapa 3 confirmata. Predam mai departe.'</w:t>
+        <w:t>Verificăm că fiecare cheie e localizată, nu presupusă. „Hartă construită. Predăm la verificare.”</w:t>
       </w:r>
     </w:p>
     <w:p>
@@ -1393,7 +1393,7 @@
           <w:rFonts w:ascii="Calibri" w:hAnsi="Calibri"/>
           <w:sz w:val="20"/>
         </w:rPr>
-        <w:t>Pe ecran: efectul etapei 3 vizibil. Fenomenul recunoscut, transformat sau verificat.</w:t>
+        <w:t>Pe ecran: setul cu o hartă a surselor lui, cheie cu cheie.</w:t>
       </w:r>
     </w:p>
     <w:p>
@@ -1480,7 +1480,7 @@
           <w:rFonts w:ascii="Calibri" w:hAnsi="Calibri"/>
           <w:sz w:val="20"/>
         </w:rPr>
-        <w:t>Recunoastere si control. Nu inventam, urmarim fenomenul.</w:t>
+        <w:t>Rigoare. Un context presupus nu este unul localizat.</w:t>
       </w:r>
     </w:p>
     <w:p>
@@ -1506,7 +1506,7 @@
           <w:i/>
           <w:sz w:val="20"/>
         </w:rPr>
-        <w:t>„Etapa 4: verificare. Nu construim mai mult decat e necesar."</w:t>
+        <w:t>„Etapa 4: verificare. Reconfirmăm fiecare satelit, fiecare cheie și rolul fiecărui registru extern.”</w:t>
       </w:r>
     </w:p>
     <w:p>
@@ -1531,7 +1531,7 @@
           <w:rFonts w:ascii="Calibri" w:hAnsi="Calibri"/>
           <w:sz w:val="20"/>
         </w:rPr>
-        <w:t>Pe ecran: actiunile concrete ale etapei 4. Cursorul navigheaza, AI raporteaza, datele se schimba controlat.</w:t>
+        <w:t>Pe ecran: parcurgem cheile și confirmăm că fiecare cod își găsește contextul.</w:t>
       </w:r>
     </w:p>
     <w:p>
@@ -1556,7 +1556,7 @@
           <w:rFonts w:ascii="Calibri" w:hAnsi="Calibri"/>
           <w:sz w:val="20"/>
         </w:rPr>
-        <w:t>AI propune, noi confirmam. Niciun pas neexplicit.</w:t>
+        <w:t>AI-ul nu mută date în tabel. Sistemul confirmă doar că legătura există și unde duce.</w:t>
       </w:r>
     </w:p>
     <w:p>
@@ -1581,7 +1581,7 @@
           <w:rFonts w:ascii="Calibri" w:hAnsi="Calibri"/>
           <w:sz w:val="20"/>
         </w:rPr>
-        <w:t>Confirmam martorul: 'Etapa 4 confirmata. Predam mai departe.'</w:t>
+        <w:t>Reconciliem: fiecare cod are un satelit și o cheie. „Hartă confirmată.”</w:t>
       </w:r>
     </w:p>
     <w:p>
@@ -1606,7 +1606,7 @@
           <w:rFonts w:ascii="Calibri" w:hAnsi="Calibri"/>
           <w:sz w:val="20"/>
         </w:rPr>
-        <w:t>Pe ecran: efectul etapei 4 vizibil. Fenomenul recunoscut, transformat sau verificat.</w:t>
+        <w:t>Pe ecran: ecosistemul complet, cu fiecare cheie verificată.</w:t>
       </w:r>
     </w:p>
     <w:p>
@@ -1693,7 +1693,7 @@
           <w:rFonts w:ascii="Calibri" w:hAnsi="Calibri"/>
           <w:sz w:val="20"/>
         </w:rPr>
-        <w:t>Recunoastere si control. Nu inventam, urmarim fenomenul.</w:t>
+        <w:t>Încredere. O hartă bună rămâne valabilă când apar coduri noi.</w:t>
       </w:r>
     </w:p>
     <w:p>
@@ -1719,7 +1719,7 @@
           <w:i/>
           <w:sz w:val="20"/>
         </w:rPr>
-        <w:t>„Etapa 5: stabilizare. Nu construim mai mult decat e necesar."</w:t>
+        <w:t>„Etapa 5: stabilizare. Harta cheilor se aplică singură codurilor noi, fără să rescriem legăturile.”</w:t>
       </w:r>
     </w:p>
     <w:p>
@@ -1744,7 +1744,7 @@
           <w:rFonts w:ascii="Calibri" w:hAnsi="Calibri"/>
           <w:sz w:val="20"/>
         </w:rPr>
-        <w:t>Pe ecran: actiunile concrete ale etapei 5. Cursorul navigheaza, AI raporteaza, datele se schimba controlat.</w:t>
+        <w:t>Pe ecran: adăugăm coduri noi; harta le trimite automat spre satelitul lor.</w:t>
       </w:r>
     </w:p>
     <w:p>
@@ -1769,7 +1769,7 @@
           <w:rFonts w:ascii="Calibri" w:hAnsi="Calibri"/>
           <w:sz w:val="20"/>
         </w:rPr>
-        <w:t>AI propune, noi confirmam. Niciun pas neexplicit.</w:t>
+        <w:t>AI-ul leagă contextul de set, ca harta să rămână valabilă.</w:t>
       </w:r>
     </w:p>
     <w:p>
@@ -1794,7 +1794,7 @@
           <w:rFonts w:ascii="Calibri" w:hAnsi="Calibri"/>
           <w:sz w:val="20"/>
         </w:rPr>
-        <w:t>Confirmam martorul: 'Etapa 5 confirmata. Predam mai departe.'</w:t>
+        <w:t>Verificăm că noile coduri și-au găsit registrul. „Hartă stabilă. Context viu.”</w:t>
       </w:r>
     </w:p>
     <w:p>
@@ -1819,7 +1819,7 @@
           <w:rFonts w:ascii="Calibri" w:hAnsi="Calibri"/>
           <w:sz w:val="20"/>
         </w:rPr>
-        <w:t>Pe ecran: efectul etapei 5 vizibil. Fenomenul recunoscut, transformat sau verificat.</w:t>
+        <w:t>Pe ecran: ecosistemul care se extinde singur când setul primește coduri noi.</w:t>
       </w:r>
     </w:p>
     <w:p>
@@ -1906,7 +1906,7 @@
           <w:rFonts w:ascii="Calibri" w:hAnsi="Calibri"/>
           <w:sz w:val="20"/>
         </w:rPr>
-        <w:t>Recunoastere si control. Nu inventam, urmarim fenomenul.</w:t>
+        <w:t>Claritate. Setul nu mai e o insulă; e un nod într-o rețea de context.</w:t>
       </w:r>
     </w:p>
     <w:p>
@@ -1932,7 +1932,7 @@
           <w:i/>
           <w:sz w:val="20"/>
         </w:rPr>
-        <w:t>„Etapa 6: confirmare. Nu construim mai mult decat e necesar."</w:t>
+        <w:t>„Etapa 6: confirmare. Predăm setul cartografiat mai departe, cu sateliții, cheile și rolurile.”</w:t>
       </w:r>
     </w:p>
     <w:p>
@@ -1957,7 +1957,7 @@
           <w:rFonts w:ascii="Calibri" w:hAnsi="Calibri"/>
           <w:sz w:val="20"/>
         </w:rPr>
-        <w:t>Pe ecran: actiunile concrete ale etapei 6. Cursorul navigheaza, AI raporteaza, datele se schimba controlat.</w:t>
+        <w:t>Pe ecran: setul cu harta ecosistemului lui completă, fiecare cod legat la sursă, gata de predare.</w:t>
       </w:r>
     </w:p>
     <w:p>
@@ -1982,7 +1982,7 @@
           <w:rFonts w:ascii="Calibri" w:hAnsi="Calibri"/>
           <w:sz w:val="20"/>
         </w:rPr>
-        <w:t>AI propune, noi confirmam. Niciun pas neexplicit.</w:t>
+        <w:t>AI-ul rezumă harta finală. Noi confirmăm că fiecare cod își știe sursa de context.</w:t>
       </w:r>
     </w:p>
     <w:p>
@@ -2007,7 +2007,7 @@
           <w:rFonts w:ascii="Calibri" w:hAnsi="Calibri"/>
           <w:sz w:val="20"/>
         </w:rPr>
-        <w:t>Confirmam martorul: 'Etapa 6 confirmata. Predam mai departe.'</w:t>
+        <w:t>Închidem martorul: valorile sursă neatinse, hartă completă. „Set cartografiat. Predăm mai departe.”</w:t>
       </w:r>
     </w:p>
     <w:p>
@@ -2032,7 +2032,7 @@
           <w:rFonts w:ascii="Calibri" w:hAnsi="Calibri"/>
           <w:sz w:val="20"/>
         </w:rPr>
-        <w:t>Pe ecran: efectul etapei 6 vizibil. Fenomenul recunoscut, transformat sau verificat.</w:t>
+        <w:t>Pe ecran: setul predat ca o rețea de context, nu ca un tabel izolat.</w:t>
       </w:r>
     </w:p>
     <w:p>
